--- a/BTVN_LTM.docx
+++ b/BTVN_LTM.docx
@@ -127,7 +127,13 @@
         <w:rPr>
           <w:lang w:val="vi-VN"/>
         </w:rPr>
-        <w:t xml:space="preserve">Tạo </w:t>
+        <w:t>Khởi t</w:t>
+      </w:r>
+      <w:r>
+        <w:rPr>
+          <w:lang w:val="vi-VN"/>
+        </w:rPr>
+        <w:t xml:space="preserve">ạo </w:t>
       </w:r>
       <w:proofErr w:type="spellStart"/>
       <w:r>
@@ -730,9 +736,6 @@
     <w:p>
       <w:pPr>
         <w:pStyle w:val="Heading2"/>
-        <w:rPr>
-          <w:lang w:val="vi-VN"/>
-        </w:rPr>
       </w:pPr>
       <w:r>
         <w:rPr>
@@ -743,6 +746,162 @@
       </w:r>
     </w:p>
     <w:p>
+      <w:r>
+        <w:rPr>
+          <w:noProof/>
+          <w:lang w:val="vi-VN"/>
+        </w:rPr>
+        <w:drawing>
+          <wp:inline distT="0" distB="0" distL="0" distR="0" wp14:anchorId="5D4BEC00" wp14:editId="4B5329B4">
+            <wp:extent cx="5943600" cy="2188210"/>
+            <wp:effectExtent l="0" t="0" r="0" b="2540"/>
+            <wp:docPr id="1137608246" name="Picture 2"/>
+            <wp:cNvGraphicFramePr>
+              <a:graphicFrameLocks xmlns:a="http://schemas.openxmlformats.org/drawingml/2006/main" noChangeAspect="1"/>
+            </wp:cNvGraphicFramePr>
+            <a:graphic xmlns:a="http://schemas.openxmlformats.org/drawingml/2006/main">
+              <a:graphicData uri="http://schemas.openxmlformats.org/drawingml/2006/picture">
+                <pic:pic xmlns:pic="http://schemas.openxmlformats.org/drawingml/2006/picture">
+                  <pic:nvPicPr>
+                    <pic:cNvPr id="1137608246" name="Picture 1137608246"/>
+                    <pic:cNvPicPr/>
+                  </pic:nvPicPr>
+                  <pic:blipFill>
+                    <a:blip r:embed="rId16">
+                      <a:extLst>
+                        <a:ext uri="{28A0092B-C50C-407E-A947-70E740481C1C}">
+                          <a14:useLocalDpi xmlns:a14="http://schemas.microsoft.com/office/drawing/2010/main" val="0"/>
+                        </a:ext>
+                      </a:extLst>
+                    </a:blip>
+                    <a:stretch>
+                      <a:fillRect/>
+                    </a:stretch>
+                  </pic:blipFill>
+                  <pic:spPr>
+                    <a:xfrm>
+                      <a:off x="0" y="0"/>
+                      <a:ext cx="5943600" cy="2188210"/>
+                    </a:xfrm>
+                    <a:prstGeom prst="rect">
+                      <a:avLst/>
+                    </a:prstGeom>
+                  </pic:spPr>
+                </pic:pic>
+              </a:graphicData>
+            </a:graphic>
+          </wp:inline>
+        </w:drawing>
+      </w:r>
+    </w:p>
+    <w:p>
+      <w:pPr>
+        <w:jc w:val="center"/>
+        <w:rPr>
+          <w:lang w:val="vi-VN"/>
+        </w:rPr>
+      </w:pPr>
+      <w:proofErr w:type="spellStart"/>
+      <w:r>
+        <w:t>Khởi</w:t>
+      </w:r>
+      <w:proofErr w:type="spellEnd"/>
+      <w:r>
+        <w:rPr>
+          <w:lang w:val="vi-VN"/>
+        </w:rPr>
+        <w:t xml:space="preserve"> tạo cổng, biên dịch và chạy chương trình</w:t>
+      </w:r>
+    </w:p>
+    <w:p>
+      <w:pPr>
+        <w:jc w:val="center"/>
+      </w:pPr>
+      <w:r>
+        <w:rPr>
+          <w:noProof/>
+        </w:rPr>
+        <w:drawing>
+          <wp:inline distT="0" distB="0" distL="0" distR="0" wp14:anchorId="5325F809" wp14:editId="5E800EE8">
+            <wp:extent cx="5943600" cy="2282190"/>
+            <wp:effectExtent l="0" t="0" r="0" b="3810"/>
+            <wp:docPr id="1467411652" name="Picture 5"/>
+            <wp:cNvGraphicFramePr>
+              <a:graphicFrameLocks xmlns:a="http://schemas.openxmlformats.org/drawingml/2006/main" noChangeAspect="1"/>
+            </wp:cNvGraphicFramePr>
+            <a:graphic xmlns:a="http://schemas.openxmlformats.org/drawingml/2006/main">
+              <a:graphicData uri="http://schemas.openxmlformats.org/drawingml/2006/picture">
+                <pic:pic xmlns:pic="http://schemas.openxmlformats.org/drawingml/2006/picture">
+                  <pic:nvPicPr>
+                    <pic:cNvPr id="1467411652" name="Picture 1467411652"/>
+                    <pic:cNvPicPr/>
+                  </pic:nvPicPr>
+                  <pic:blipFill>
+                    <a:blip r:embed="rId17">
+                      <a:extLst>
+                        <a:ext uri="{28A0092B-C50C-407E-A947-70E740481C1C}">
+                          <a14:useLocalDpi xmlns:a14="http://schemas.microsoft.com/office/drawing/2010/main" val="0"/>
+                        </a:ext>
+                      </a:extLst>
+                    </a:blip>
+                    <a:stretch>
+                      <a:fillRect/>
+                    </a:stretch>
+                  </pic:blipFill>
+                  <pic:spPr>
+                    <a:xfrm>
+                      <a:off x="0" y="0"/>
+                      <a:ext cx="5943600" cy="2282190"/>
+                    </a:xfrm>
+                    <a:prstGeom prst="rect">
+                      <a:avLst/>
+                    </a:prstGeom>
+                  </pic:spPr>
+                </pic:pic>
+              </a:graphicData>
+            </a:graphic>
+          </wp:inline>
+        </w:drawing>
+      </w:r>
+    </w:p>
+    <w:p>
+      <w:pPr>
+        <w:jc w:val="center"/>
+        <w:rPr>
+          <w:lang w:val="vi-VN"/>
+        </w:rPr>
+      </w:pPr>
+      <w:r>
+        <w:t>Thông</w:t>
+      </w:r>
+      <w:r>
+        <w:rPr>
+          <w:lang w:val="vi-VN"/>
+        </w:rPr>
+        <w:t xml:space="preserve"> tin sinh viên</w:t>
+      </w:r>
+      <w:r>
+        <w:rPr>
+          <w:lang w:val="vi-VN"/>
+        </w:rPr>
+        <w:t xml:space="preserve"> được đóng gói và chuyển </w:t>
+      </w:r>
+      <w:r>
+        <w:rPr>
+          <w:lang w:val="vi-VN"/>
+        </w:rPr>
+        <w:t xml:space="preserve">sang </w:t>
+      </w:r>
+      <w:proofErr w:type="spellStart"/>
+      <w:r>
+        <w:rPr>
+          <w:lang w:val="vi-VN"/>
+        </w:rPr>
+        <w:t>server</w:t>
+      </w:r>
+      <w:proofErr w:type="spellEnd"/>
+    </w:p>
+    <w:p>
       <w:pPr>
         <w:pStyle w:val="Heading2"/>
         <w:rPr>
@@ -757,44 +916,250 @@
       </w:r>
     </w:p>
     <w:p>
-      <w:pPr>
-        <w:rPr>
-          <w:lang w:val="vi-VN"/>
-        </w:rPr>
-      </w:pPr>
-    </w:p>
-    <w:p>
-      <w:pPr>
-        <w:rPr>
-          <w:lang w:val="vi-VN"/>
-        </w:rPr>
-      </w:pPr>
-    </w:p>
-    <w:p>
-      <w:pPr>
-        <w:rPr>
-          <w:lang w:val="vi-VN"/>
-        </w:rPr>
-      </w:pPr>
-    </w:p>
-    <w:p>
-      <w:pPr>
-        <w:rPr>
-          <w:lang w:val="vi-VN"/>
-        </w:rPr>
-      </w:pPr>
-    </w:p>
-    <w:p>
-      <w:pPr>
-        <w:rPr>
-          <w:lang w:val="vi-VN"/>
-        </w:rPr>
-      </w:pPr>
+      <w:r>
+        <w:rPr>
+          <w:lang w:val="vi-VN"/>
+        </w:rPr>
+        <w:drawing>
+          <wp:inline distT="0" distB="0" distL="0" distR="0" wp14:anchorId="70D74ADF" wp14:editId="34437BCA">
+            <wp:extent cx="5943600" cy="2153285"/>
+            <wp:effectExtent l="0" t="0" r="0" b="0"/>
+            <wp:docPr id="886380421" name="Picture 1"/>
+            <wp:cNvGraphicFramePr>
+              <a:graphicFrameLocks xmlns:a="http://schemas.openxmlformats.org/drawingml/2006/main" noChangeAspect="1"/>
+            </wp:cNvGraphicFramePr>
+            <a:graphic xmlns:a="http://schemas.openxmlformats.org/drawingml/2006/main">
+              <a:graphicData uri="http://schemas.openxmlformats.org/drawingml/2006/picture">
+                <pic:pic xmlns:pic="http://schemas.openxmlformats.org/drawingml/2006/picture">
+                  <pic:nvPicPr>
+                    <pic:cNvPr id="886380421" name=""/>
+                    <pic:cNvPicPr/>
+                  </pic:nvPicPr>
+                  <pic:blipFill>
+                    <a:blip r:embed="rId18"/>
+                    <a:stretch>
+                      <a:fillRect/>
+                    </a:stretch>
+                  </pic:blipFill>
+                  <pic:spPr>
+                    <a:xfrm>
+                      <a:off x="0" y="0"/>
+                      <a:ext cx="5943600" cy="2153285"/>
+                    </a:xfrm>
+                    <a:prstGeom prst="rect">
+                      <a:avLst/>
+                    </a:prstGeom>
+                  </pic:spPr>
+                </pic:pic>
+              </a:graphicData>
+            </a:graphic>
+          </wp:inline>
+        </w:drawing>
+      </w:r>
     </w:p>
     <w:p>
       <w:pPr>
         <w:jc w:val="center"/>
         <w:rPr>
+          <w:lang w:val="vi-VN"/>
+        </w:rPr>
+      </w:pPr>
+      <w:proofErr w:type="spellStart"/>
+      <w:r>
+        <w:lastRenderedPageBreak/>
+        <w:t>Biên</w:t>
+      </w:r>
+      <w:proofErr w:type="spellEnd"/>
+      <w:r>
+        <w:rPr>
+          <w:lang w:val="vi-VN"/>
+        </w:rPr>
+        <w:t xml:space="preserve"> dịch và chạy chương trình</w:t>
+      </w:r>
+    </w:p>
+    <w:p>
+      <w:pPr>
+        <w:jc w:val="center"/>
+      </w:pPr>
+      <w:r>
+        <w:rPr>
+          <w:noProof/>
+        </w:rPr>
+        <w:drawing>
+          <wp:inline distT="0" distB="0" distL="0" distR="0" wp14:anchorId="201A531A" wp14:editId="4BA0F546">
+            <wp:extent cx="5943600" cy="2600325"/>
+            <wp:effectExtent l="0" t="0" r="0" b="9525"/>
+            <wp:docPr id="253144962" name="Picture 6"/>
+            <wp:cNvGraphicFramePr>
+              <a:graphicFrameLocks xmlns:a="http://schemas.openxmlformats.org/drawingml/2006/main" noChangeAspect="1"/>
+            </wp:cNvGraphicFramePr>
+            <a:graphic xmlns:a="http://schemas.openxmlformats.org/drawingml/2006/main">
+              <a:graphicData uri="http://schemas.openxmlformats.org/drawingml/2006/picture">
+                <pic:pic xmlns:pic="http://schemas.openxmlformats.org/drawingml/2006/picture">
+                  <pic:nvPicPr>
+                    <pic:cNvPr id="253144962" name="Picture 253144962"/>
+                    <pic:cNvPicPr/>
+                  </pic:nvPicPr>
+                  <pic:blipFill>
+                    <a:blip r:embed="rId19">
+                      <a:extLst>
+                        <a:ext uri="{28A0092B-C50C-407E-A947-70E740481C1C}">
+                          <a14:useLocalDpi xmlns:a14="http://schemas.microsoft.com/office/drawing/2010/main" val="0"/>
+                        </a:ext>
+                      </a:extLst>
+                    </a:blip>
+                    <a:stretch>
+                      <a:fillRect/>
+                    </a:stretch>
+                  </pic:blipFill>
+                  <pic:spPr>
+                    <a:xfrm>
+                      <a:off x="0" y="0"/>
+                      <a:ext cx="5943600" cy="2600325"/>
+                    </a:xfrm>
+                    <a:prstGeom prst="rect">
+                      <a:avLst/>
+                    </a:prstGeom>
+                  </pic:spPr>
+                </pic:pic>
+              </a:graphicData>
+            </a:graphic>
+          </wp:inline>
+        </w:drawing>
+      </w:r>
+    </w:p>
+    <w:p>
+      <w:pPr>
+        <w:jc w:val="center"/>
+      </w:pPr>
+      <w:r>
+        <w:t>Thông</w:t>
+      </w:r>
+      <w:r>
+        <w:rPr>
+          <w:lang w:val="vi-VN"/>
+        </w:rPr>
+        <w:t xml:space="preserve"> tin sinh viên được đóng gói và chuyển qua </w:t>
+      </w:r>
+      <w:r>
+        <w:t>Server</w:t>
+      </w:r>
+    </w:p>
+    <w:p>
+      <w:pPr>
+        <w:jc w:val="center"/>
+      </w:pPr>
+      <w:r>
+        <w:drawing>
+          <wp:inline distT="0" distB="0" distL="0" distR="0" wp14:anchorId="516A739E" wp14:editId="38421B2A">
+            <wp:extent cx="5943600" cy="2412365"/>
+            <wp:effectExtent l="0" t="0" r="0" b="6985"/>
+            <wp:docPr id="752916519" name="Picture 1"/>
+            <wp:cNvGraphicFramePr>
+              <a:graphicFrameLocks xmlns:a="http://schemas.openxmlformats.org/drawingml/2006/main" noChangeAspect="1"/>
+            </wp:cNvGraphicFramePr>
+            <a:graphic xmlns:a="http://schemas.openxmlformats.org/drawingml/2006/main">
+              <a:graphicData uri="http://schemas.openxmlformats.org/drawingml/2006/picture">
+                <pic:pic xmlns:pic="http://schemas.openxmlformats.org/drawingml/2006/picture">
+                  <pic:nvPicPr>
+                    <pic:cNvPr id="752916519" name=""/>
+                    <pic:cNvPicPr/>
+                  </pic:nvPicPr>
+                  <pic:blipFill>
+                    <a:blip r:embed="rId20"/>
+                    <a:stretch>
+                      <a:fillRect/>
+                    </a:stretch>
+                  </pic:blipFill>
+                  <pic:spPr>
+                    <a:xfrm>
+                      <a:off x="0" y="0"/>
+                      <a:ext cx="5943600" cy="2412365"/>
+                    </a:xfrm>
+                    <a:prstGeom prst="rect">
+                      <a:avLst/>
+                    </a:prstGeom>
+                  </pic:spPr>
+                </pic:pic>
+              </a:graphicData>
+            </a:graphic>
+          </wp:inline>
+        </w:drawing>
+      </w:r>
+    </w:p>
+    <w:p>
+      <w:pPr>
+        <w:jc w:val="center"/>
+        <w:rPr>
+          <w:lang w:val="vi-VN"/>
+        </w:rPr>
+      </w:pPr>
+      <w:proofErr w:type="spellStart"/>
+      <w:r>
+        <w:t>Dữ</w:t>
+      </w:r>
+      <w:proofErr w:type="spellEnd"/>
+      <w:r>
+        <w:rPr>
+          <w:lang w:val="vi-VN"/>
+        </w:rPr>
+        <w:t xml:space="preserve"> liệu được ghi vào </w:t>
+      </w:r>
+      <w:proofErr w:type="spellStart"/>
+      <w:r>
+        <w:rPr>
+          <w:lang w:val="vi-VN"/>
+        </w:rPr>
+        <w:t>file</w:t>
+      </w:r>
+      <w:proofErr w:type="spellEnd"/>
+      <w:r>
+        <w:rPr>
+          <w:lang w:val="vi-VN"/>
+        </w:rPr>
+        <w:t xml:space="preserve"> sv_log.txt</w:t>
+      </w:r>
+    </w:p>
+    <w:p>
+      <w:pPr>
+        <w:jc w:val="center"/>
+        <w:rPr>
+          <w:lang w:val="vi-VN"/>
+        </w:rPr>
+      </w:pPr>
+    </w:p>
+    <w:p>
+      <w:pPr>
+        <w:rPr>
+          <w:lang w:val="vi-VN"/>
+        </w:rPr>
+      </w:pPr>
+    </w:p>
+    <w:p>
+      <w:pPr>
+        <w:rPr>
+          <w:lang w:val="vi-VN"/>
+        </w:rPr>
+      </w:pPr>
+    </w:p>
+    <w:p>
+      <w:pPr>
+        <w:rPr>
+          <w:lang w:val="vi-VN"/>
+        </w:rPr>
+      </w:pPr>
+    </w:p>
+    <w:p>
+      <w:pPr>
+        <w:rPr>
+          <w:lang w:val="vi-VN"/>
+        </w:rPr>
+      </w:pPr>
+    </w:p>
+    <w:p>
+      <w:pPr>
+        <w:jc w:val="center"/>
+        <w:rPr>
           <w:color w:val="4C94D8" w:themeColor="text2" w:themeTint="80"/>
           <w:lang w:val="vi-VN"/>
         </w:rPr>
@@ -827,7 +1192,7 @@
         </w:rPr>
         <w:t xml:space="preserve">: </w:t>
       </w:r>
-      <w:hyperlink r:id="rId16" w:history="1">
+      <w:hyperlink r:id="rId21" w:history="1">
         <w:r>
           <w:rPr>
             <w:rStyle w:val="Hyperlink"/>
